--- a/test/1/Рейтинг на сайт D7.docx
+++ b/test/1/Рейтинг на сайт D7.docx
@@ -1040,7 +1040,7 @@
                 <w:rFonts w:ascii="Times New Roman" w:hAnsi="Times New Roman"/>
                 <w:sz w:val="28"/>
               </w:rPr>
-              <w:t>Гончар Марія Сергіївна</w:t>
+              <w:t>Семенюк Марина Григорівна</w:t>
             </w:r>
           </w:p>
         </w:tc>
@@ -1065,7 +1065,7 @@
                 <w:rFonts w:ascii="Times New Roman" w:hAnsi="Times New Roman"/>
                 <w:sz w:val="28"/>
               </w:rPr>
-              <w:t>None</w:t>
+              <w:t>56,25</w:t>
             </w:r>
           </w:p>
         </w:tc>
@@ -1143,7 +1143,7 @@
                 <w:rFonts w:ascii="Times New Roman" w:hAnsi="Times New Roman"/>
                 <w:sz w:val="28"/>
               </w:rPr>
-              <w:t>Корнієнко Владислава Іванівна</w:t>
+              <w:t>Козаченко Роман Анатолійович</w:t>
             </w:r>
           </w:p>
         </w:tc>
@@ -1168,7 +1168,7 @@
                 <w:rFonts w:ascii="Times New Roman" w:hAnsi="Times New Roman"/>
                 <w:sz w:val="28"/>
               </w:rPr>
-              <w:t>None</w:t>
+              <w:t>55,20</w:t>
             </w:r>
           </w:p>
         </w:tc>
@@ -1246,7 +1246,7 @@
                 <w:rFonts w:ascii="Times New Roman" w:hAnsi="Times New Roman"/>
                 <w:sz w:val="28"/>
               </w:rPr>
-              <w:t>Шаповал Аліна Сергіївна</w:t>
+              <w:t>Клименко Алла Михайлівна</w:t>
             </w:r>
           </w:p>
         </w:tc>
@@ -1271,7 +1271,7 @@
                 <w:rFonts w:ascii="Times New Roman" w:hAnsi="Times New Roman"/>
                 <w:sz w:val="28"/>
               </w:rPr>
-              <w:t>None</w:t>
+              <w:t>53,55</w:t>
             </w:r>
           </w:p>
         </w:tc>
@@ -1349,7 +1349,7 @@
                 <w:rFonts w:ascii="Times New Roman" w:hAnsi="Times New Roman"/>
                 <w:sz w:val="28"/>
               </w:rPr>
-              <w:t>Орленко Арсен Романович</w:t>
+              <w:t>Безуглий Юрій Віталійович</w:t>
             </w:r>
           </w:p>
         </w:tc>
@@ -1374,7 +1374,7 @@
                 <w:rFonts w:ascii="Times New Roman" w:hAnsi="Times New Roman"/>
                 <w:sz w:val="28"/>
               </w:rPr>
-              <w:t>None</w:t>
+              <w:t>53,03</w:t>
             </w:r>
           </w:p>
         </w:tc>
@@ -1452,7 +1452,7 @@
                 <w:rFonts w:ascii="Times New Roman" w:hAnsi="Times New Roman"/>
                 <w:sz w:val="28"/>
               </w:rPr>
-              <w:t>Чорний Степан Ігорович</w:t>
+              <w:t>Білан Інна Євгенівна</w:t>
             </w:r>
           </w:p>
         </w:tc>
@@ -1477,7 +1477,7 @@
                 <w:rFonts w:ascii="Times New Roman" w:hAnsi="Times New Roman"/>
                 <w:sz w:val="28"/>
               </w:rPr>
-              <w:t>None</w:t>
+              <w:t>50,92</w:t>
             </w:r>
           </w:p>
         </w:tc>
@@ -1555,7 +1555,7 @@
                 <w:rFonts w:ascii="Times New Roman" w:hAnsi="Times New Roman"/>
                 <w:sz w:val="28"/>
               </w:rPr>
-              <w:t>Панченко Тетяна Ігорівна</w:t>
+              <w:t>Дяченко Катерина Дмитрівна</w:t>
             </w:r>
           </w:p>
         </w:tc>
@@ -1580,7 +1580,7 @@
                 <w:rFonts w:ascii="Times New Roman" w:hAnsi="Times New Roman"/>
                 <w:sz w:val="28"/>
               </w:rPr>
-              <w:t>None</w:t>
+              <w:t>50,92</w:t>
             </w:r>
           </w:p>
         </w:tc>
@@ -1658,7 +1658,7 @@
                 <w:rFonts w:ascii="Times New Roman" w:hAnsi="Times New Roman"/>
                 <w:sz w:val="28"/>
               </w:rPr>
-              <w:t>Петренко Назар Борисович</w:t>
+              <w:t>Мельничук Людмила Петрівна</w:t>
             </w:r>
           </w:p>
         </w:tc>
@@ -1683,1140 +1683,7 @@
                 <w:rFonts w:ascii="Times New Roman" w:hAnsi="Times New Roman"/>
                 <w:sz w:val="28"/>
               </w:rPr>
-              <w:t>None</w:t>
-            </w:r>
-          </w:p>
-        </w:tc>
-        <w:tc>
-          <w:tcPr>
-            <w:tcW w:type="dxa" w:w="2420"/>
-            <w:tcBorders>
-              <w:top w:val="single" w:sz="4" w:space="0" w:color="auto"/>
-              <w:left w:val="single" w:sz="4" w:space="0" w:color="auto"/>
-              <w:bottom w:val="single" w:sz="4" w:space="0" w:color="auto"/>
-              <w:right w:val="single" w:sz="4" w:space="0" w:color="auto"/>
-            </w:tcBorders>
-            <w:vAlign w:val="center"/>
-          </w:tcPr>
-          <w:p>
-            <w:pPr>
-              <w:spacing w:after="0" w:line="240" w:lineRule="auto"/>
-              <w:jc w:val="center"/>
-            </w:pPr>
-            <w:r>
-              <w:rPr>
-                <w:rFonts w:ascii="Times New Roman" w:hAnsi="Times New Roman"/>
-                <w:sz w:val="28"/>
-              </w:rPr>
-            </w:r>
-          </w:p>
-        </w:tc>
-      </w:tr>
-      <w:tr>
-        <w:trPr>
-          <w:trHeight w:val="142"/>
-        </w:trPr>
-        <w:tc>
-          <w:tcPr>
-            <w:tcW w:type="dxa" w:w="740"/>
-            <w:tcBorders>
-              <w:top w:val="single" w:sz="4" w:space="0" w:color="auto"/>
-              <w:left w:val="single" w:sz="4" w:space="0" w:color="auto"/>
-              <w:bottom w:val="single" w:sz="4" w:space="0" w:color="auto"/>
-              <w:right w:val="single" w:sz="4" w:space="0" w:color="auto"/>
-            </w:tcBorders>
-            <w:vAlign w:val="center"/>
-          </w:tcPr>
-          <w:p>
-            <w:pPr>
-              <w:spacing w:after="0" w:line="240" w:lineRule="auto"/>
-              <w:jc w:val="center"/>
-            </w:pPr>
-            <w:r>
-              <w:rPr>
-                <w:rFonts w:ascii="Times New Roman" w:hAnsi="Times New Roman"/>
-                <w:sz w:val="28"/>
-              </w:rPr>
-              <w:t>13</w:t>
-            </w:r>
-          </w:p>
-        </w:tc>
-        <w:tc>
-          <w:tcPr>
-            <w:tcW w:type="dxa" w:w="5088"/>
-            <w:tcBorders>
-              <w:top w:val="single" w:sz="4" w:space="0" w:color="auto"/>
-              <w:left w:val="single" w:sz="4" w:space="0" w:color="auto"/>
-              <w:bottom w:val="single" w:sz="4" w:space="0" w:color="auto"/>
-              <w:right w:val="single" w:sz="4" w:space="0" w:color="auto"/>
-            </w:tcBorders>
-            <w:vAlign w:val="center"/>
-          </w:tcPr>
-          <w:p>
-            <w:pPr>
-              <w:spacing w:after="0" w:line="240" w:lineRule="auto"/>
-            </w:pPr>
-            <w:r>
-              <w:rPr>
-                <w:rFonts w:ascii="Times New Roman" w:hAnsi="Times New Roman"/>
-                <w:sz w:val="28"/>
-              </w:rPr>
-              <w:t>Козак Дмитро Вікторович</w:t>
-            </w:r>
-          </w:p>
-        </w:tc>
-        <w:tc>
-          <w:tcPr>
-            <w:tcW w:type="dxa" w:w="1755"/>
-            <w:tcBorders>
-              <w:top w:val="single" w:sz="4" w:space="0" w:color="auto"/>
-              <w:left w:val="single" w:sz="4" w:space="0" w:color="auto"/>
-              <w:bottom w:val="single" w:sz="4" w:space="0" w:color="auto"/>
-              <w:right w:val="single" w:sz="4" w:space="0" w:color="auto"/>
-            </w:tcBorders>
-            <w:vAlign w:val="center"/>
-          </w:tcPr>
-          <w:p>
-            <w:pPr>
-              <w:spacing w:after="0" w:line="240" w:lineRule="auto"/>
-              <w:jc w:val="center"/>
-            </w:pPr>
-            <w:r>
-              <w:rPr>
-                <w:rFonts w:ascii="Times New Roman" w:hAnsi="Times New Roman"/>
-                <w:sz w:val="28"/>
-              </w:rPr>
-              <w:t>None</w:t>
-            </w:r>
-          </w:p>
-        </w:tc>
-        <w:tc>
-          <w:tcPr>
-            <w:tcW w:type="dxa" w:w="2420"/>
-            <w:tcBorders>
-              <w:top w:val="single" w:sz="4" w:space="0" w:color="auto"/>
-              <w:left w:val="single" w:sz="4" w:space="0" w:color="auto"/>
-              <w:bottom w:val="single" w:sz="4" w:space="0" w:color="auto"/>
-              <w:right w:val="single" w:sz="4" w:space="0" w:color="auto"/>
-            </w:tcBorders>
-            <w:vAlign w:val="center"/>
-          </w:tcPr>
-          <w:p>
-            <w:pPr>
-              <w:spacing w:after="0" w:line="240" w:lineRule="auto"/>
-              <w:jc w:val="center"/>
-            </w:pPr>
-            <w:r>
-              <w:rPr>
-                <w:rFonts w:ascii="Times New Roman" w:hAnsi="Times New Roman"/>
-                <w:sz w:val="28"/>
-              </w:rPr>
-            </w:r>
-          </w:p>
-        </w:tc>
-      </w:tr>
-      <w:tr>
-        <w:trPr>
-          <w:trHeight w:val="142"/>
-        </w:trPr>
-        <w:tc>
-          <w:tcPr>
-            <w:tcW w:type="dxa" w:w="740"/>
-            <w:tcBorders>
-              <w:top w:val="single" w:sz="4" w:space="0" w:color="auto"/>
-              <w:left w:val="single" w:sz="4" w:space="0" w:color="auto"/>
-              <w:bottom w:val="single" w:sz="4" w:space="0" w:color="auto"/>
-              <w:right w:val="single" w:sz="4" w:space="0" w:color="auto"/>
-            </w:tcBorders>
-            <w:vAlign w:val="center"/>
-          </w:tcPr>
-          <w:p>
-            <w:pPr>
-              <w:spacing w:after="0" w:line="240" w:lineRule="auto"/>
-              <w:jc w:val="center"/>
-            </w:pPr>
-            <w:r>
-              <w:rPr>
-                <w:rFonts w:ascii="Times New Roman" w:hAnsi="Times New Roman"/>
-                <w:sz w:val="28"/>
-              </w:rPr>
-              <w:t>14</w:t>
-            </w:r>
-          </w:p>
-        </w:tc>
-        <w:tc>
-          <w:tcPr>
-            <w:tcW w:type="dxa" w:w="5088"/>
-            <w:tcBorders>
-              <w:top w:val="single" w:sz="4" w:space="0" w:color="auto"/>
-              <w:left w:val="single" w:sz="4" w:space="0" w:color="auto"/>
-              <w:bottom w:val="single" w:sz="4" w:space="0" w:color="auto"/>
-              <w:right w:val="single" w:sz="4" w:space="0" w:color="auto"/>
-            </w:tcBorders>
-            <w:vAlign w:val="center"/>
-          </w:tcPr>
-          <w:p>
-            <w:pPr>
-              <w:spacing w:after="0" w:line="240" w:lineRule="auto"/>
-            </w:pPr>
-            <w:r>
-              <w:rPr>
-                <w:rFonts w:ascii="Times New Roman" w:hAnsi="Times New Roman"/>
-                <w:sz w:val="28"/>
-              </w:rPr>
-              <w:t>Нікітенко Владислав Юрійович</w:t>
-            </w:r>
-          </w:p>
-        </w:tc>
-        <w:tc>
-          <w:tcPr>
-            <w:tcW w:type="dxa" w:w="1755"/>
-            <w:tcBorders>
-              <w:top w:val="single" w:sz="4" w:space="0" w:color="auto"/>
-              <w:left w:val="single" w:sz="4" w:space="0" w:color="auto"/>
-              <w:bottom w:val="single" w:sz="4" w:space="0" w:color="auto"/>
-              <w:right w:val="single" w:sz="4" w:space="0" w:color="auto"/>
-            </w:tcBorders>
-            <w:vAlign w:val="center"/>
-          </w:tcPr>
-          <w:p>
-            <w:pPr>
-              <w:spacing w:after="0" w:line="240" w:lineRule="auto"/>
-              <w:jc w:val="center"/>
-            </w:pPr>
-            <w:r>
-              <w:rPr>
-                <w:rFonts w:ascii="Times New Roman" w:hAnsi="Times New Roman"/>
-                <w:sz w:val="28"/>
-              </w:rPr>
-              <w:t>None</w:t>
-            </w:r>
-          </w:p>
-        </w:tc>
-        <w:tc>
-          <w:tcPr>
-            <w:tcW w:type="dxa" w:w="2420"/>
-            <w:tcBorders>
-              <w:top w:val="single" w:sz="4" w:space="0" w:color="auto"/>
-              <w:left w:val="single" w:sz="4" w:space="0" w:color="auto"/>
-              <w:bottom w:val="single" w:sz="4" w:space="0" w:color="auto"/>
-              <w:right w:val="single" w:sz="4" w:space="0" w:color="auto"/>
-            </w:tcBorders>
-            <w:vAlign w:val="center"/>
-          </w:tcPr>
-          <w:p>
-            <w:pPr>
-              <w:spacing w:after="0" w:line="240" w:lineRule="auto"/>
-              <w:jc w:val="center"/>
-            </w:pPr>
-            <w:r>
-              <w:rPr>
-                <w:rFonts w:ascii="Times New Roman" w:hAnsi="Times New Roman"/>
-                <w:sz w:val="28"/>
-              </w:rPr>
-            </w:r>
-          </w:p>
-        </w:tc>
-      </w:tr>
-      <w:tr>
-        <w:trPr>
-          <w:trHeight w:val="142"/>
-        </w:trPr>
-        <w:tc>
-          <w:tcPr>
-            <w:tcW w:type="dxa" w:w="740"/>
-            <w:tcBorders>
-              <w:top w:val="single" w:sz="4" w:space="0" w:color="auto"/>
-              <w:left w:val="single" w:sz="4" w:space="0" w:color="auto"/>
-              <w:bottom w:val="single" w:sz="4" w:space="0" w:color="auto"/>
-              <w:right w:val="single" w:sz="4" w:space="0" w:color="auto"/>
-            </w:tcBorders>
-            <w:vAlign w:val="center"/>
-          </w:tcPr>
-          <w:p>
-            <w:pPr>
-              <w:spacing w:after="0" w:line="240" w:lineRule="auto"/>
-              <w:jc w:val="center"/>
-            </w:pPr>
-            <w:r>
-              <w:rPr>
-                <w:rFonts w:ascii="Times New Roman" w:hAnsi="Times New Roman"/>
-                <w:sz w:val="28"/>
-              </w:rPr>
-              <w:t>15</w:t>
-            </w:r>
-          </w:p>
-        </w:tc>
-        <w:tc>
-          <w:tcPr>
-            <w:tcW w:type="dxa" w:w="5088"/>
-            <w:tcBorders>
-              <w:top w:val="single" w:sz="4" w:space="0" w:color="auto"/>
-              <w:left w:val="single" w:sz="4" w:space="0" w:color="auto"/>
-              <w:bottom w:val="single" w:sz="4" w:space="0" w:color="auto"/>
-              <w:right w:val="single" w:sz="4" w:space="0" w:color="auto"/>
-            </w:tcBorders>
-            <w:vAlign w:val="center"/>
-          </w:tcPr>
-          <w:p>
-            <w:pPr>
-              <w:spacing w:after="0" w:line="240" w:lineRule="auto"/>
-            </w:pPr>
-            <w:r>
-              <w:rPr>
-                <w:rFonts w:ascii="Times New Roman" w:hAnsi="Times New Roman"/>
-                <w:sz w:val="28"/>
-              </w:rPr>
-              <w:t>Волошин Кирило Миколайович</w:t>
-            </w:r>
-          </w:p>
-        </w:tc>
-        <w:tc>
-          <w:tcPr>
-            <w:tcW w:type="dxa" w:w="1755"/>
-            <w:tcBorders>
-              <w:top w:val="single" w:sz="4" w:space="0" w:color="auto"/>
-              <w:left w:val="single" w:sz="4" w:space="0" w:color="auto"/>
-              <w:bottom w:val="single" w:sz="4" w:space="0" w:color="auto"/>
-              <w:right w:val="single" w:sz="4" w:space="0" w:color="auto"/>
-            </w:tcBorders>
-            <w:vAlign w:val="center"/>
-          </w:tcPr>
-          <w:p>
-            <w:pPr>
-              <w:spacing w:after="0" w:line="240" w:lineRule="auto"/>
-              <w:jc w:val="center"/>
-            </w:pPr>
-            <w:r>
-              <w:rPr>
-                <w:rFonts w:ascii="Times New Roman" w:hAnsi="Times New Roman"/>
-                <w:sz w:val="28"/>
-              </w:rPr>
-              <w:t>None</w:t>
-            </w:r>
-          </w:p>
-        </w:tc>
-        <w:tc>
-          <w:tcPr>
-            <w:tcW w:type="dxa" w:w="2420"/>
-            <w:tcBorders>
-              <w:top w:val="single" w:sz="4" w:space="0" w:color="auto"/>
-              <w:left w:val="single" w:sz="4" w:space="0" w:color="auto"/>
-              <w:bottom w:val="single" w:sz="4" w:space="0" w:color="auto"/>
-              <w:right w:val="single" w:sz="4" w:space="0" w:color="auto"/>
-            </w:tcBorders>
-            <w:vAlign w:val="center"/>
-          </w:tcPr>
-          <w:p>
-            <w:pPr>
-              <w:spacing w:after="0" w:line="240" w:lineRule="auto"/>
-              <w:jc w:val="center"/>
-            </w:pPr>
-            <w:r>
-              <w:rPr>
-                <w:rFonts w:ascii="Times New Roman" w:hAnsi="Times New Roman"/>
-                <w:sz w:val="28"/>
-              </w:rPr>
-            </w:r>
-          </w:p>
-        </w:tc>
-      </w:tr>
-      <w:tr>
-        <w:trPr>
-          <w:trHeight w:val="142"/>
-        </w:trPr>
-        <w:tc>
-          <w:tcPr>
-            <w:tcW w:type="dxa" w:w="740"/>
-            <w:tcBorders>
-              <w:top w:val="single" w:sz="4" w:space="0" w:color="auto"/>
-              <w:left w:val="single" w:sz="4" w:space="0" w:color="auto"/>
-              <w:bottom w:val="single" w:sz="4" w:space="0" w:color="auto"/>
-              <w:right w:val="single" w:sz="4" w:space="0" w:color="auto"/>
-            </w:tcBorders>
-            <w:vAlign w:val="center"/>
-          </w:tcPr>
-          <w:p>
-            <w:pPr>
-              <w:spacing w:after="0" w:line="240" w:lineRule="auto"/>
-              <w:jc w:val="center"/>
-            </w:pPr>
-            <w:r>
-              <w:rPr>
-                <w:rFonts w:ascii="Times New Roman" w:hAnsi="Times New Roman"/>
-                <w:sz w:val="28"/>
-              </w:rPr>
-              <w:t>16</w:t>
-            </w:r>
-          </w:p>
-        </w:tc>
-        <w:tc>
-          <w:tcPr>
-            <w:tcW w:type="dxa" w:w="5088"/>
-            <w:tcBorders>
-              <w:top w:val="single" w:sz="4" w:space="0" w:color="auto"/>
-              <w:left w:val="single" w:sz="4" w:space="0" w:color="auto"/>
-              <w:bottom w:val="single" w:sz="4" w:space="0" w:color="auto"/>
-              <w:right w:val="single" w:sz="4" w:space="0" w:color="auto"/>
-            </w:tcBorders>
-            <w:vAlign w:val="center"/>
-          </w:tcPr>
-          <w:p>
-            <w:pPr>
-              <w:spacing w:after="0" w:line="240" w:lineRule="auto"/>
-            </w:pPr>
-            <w:r>
-              <w:rPr>
-                <w:rFonts w:ascii="Times New Roman" w:hAnsi="Times New Roman"/>
-                <w:sz w:val="28"/>
-              </w:rPr>
-              <w:t>Черненко Вадим Павлович</w:t>
-            </w:r>
-          </w:p>
-        </w:tc>
-        <w:tc>
-          <w:tcPr>
-            <w:tcW w:type="dxa" w:w="1755"/>
-            <w:tcBorders>
-              <w:top w:val="single" w:sz="4" w:space="0" w:color="auto"/>
-              <w:left w:val="single" w:sz="4" w:space="0" w:color="auto"/>
-              <w:bottom w:val="single" w:sz="4" w:space="0" w:color="auto"/>
-              <w:right w:val="single" w:sz="4" w:space="0" w:color="auto"/>
-            </w:tcBorders>
-            <w:vAlign w:val="center"/>
-          </w:tcPr>
-          <w:p>
-            <w:pPr>
-              <w:spacing w:after="0" w:line="240" w:lineRule="auto"/>
-              <w:jc w:val="center"/>
-            </w:pPr>
-            <w:r>
-              <w:rPr>
-                <w:rFonts w:ascii="Times New Roman" w:hAnsi="Times New Roman"/>
-                <w:sz w:val="28"/>
-              </w:rPr>
-              <w:t>None</w:t>
-            </w:r>
-          </w:p>
-        </w:tc>
-        <w:tc>
-          <w:tcPr>
-            <w:tcW w:type="dxa" w:w="2420"/>
-            <w:tcBorders>
-              <w:top w:val="single" w:sz="4" w:space="0" w:color="auto"/>
-              <w:left w:val="single" w:sz="4" w:space="0" w:color="auto"/>
-              <w:bottom w:val="single" w:sz="4" w:space="0" w:color="auto"/>
-              <w:right w:val="single" w:sz="4" w:space="0" w:color="auto"/>
-            </w:tcBorders>
-            <w:vAlign w:val="center"/>
-          </w:tcPr>
-          <w:p>
-            <w:pPr>
-              <w:spacing w:after="0" w:line="240" w:lineRule="auto"/>
-              <w:jc w:val="center"/>
-            </w:pPr>
-            <w:r>
-              <w:rPr>
-                <w:rFonts w:ascii="Times New Roman" w:hAnsi="Times New Roman"/>
-                <w:sz w:val="28"/>
-              </w:rPr>
-            </w:r>
-          </w:p>
-        </w:tc>
-      </w:tr>
-      <w:tr>
-        <w:trPr>
-          <w:trHeight w:val="142"/>
-        </w:trPr>
-        <w:tc>
-          <w:tcPr>
-            <w:tcW w:type="dxa" w:w="740"/>
-            <w:tcBorders>
-              <w:top w:val="single" w:sz="4" w:space="0" w:color="auto"/>
-              <w:left w:val="single" w:sz="4" w:space="0" w:color="auto"/>
-              <w:bottom w:val="single" w:sz="4" w:space="0" w:color="auto"/>
-              <w:right w:val="single" w:sz="4" w:space="0" w:color="auto"/>
-            </w:tcBorders>
-            <w:vAlign w:val="center"/>
-          </w:tcPr>
-          <w:p>
-            <w:pPr>
-              <w:spacing w:after="0" w:line="240" w:lineRule="auto"/>
-              <w:jc w:val="center"/>
-            </w:pPr>
-            <w:r>
-              <w:rPr>
-                <w:rFonts w:ascii="Times New Roman" w:hAnsi="Times New Roman"/>
-                <w:sz w:val="28"/>
-              </w:rPr>
-              <w:t>17</w:t>
-            </w:r>
-          </w:p>
-        </w:tc>
-        <w:tc>
-          <w:tcPr>
-            <w:tcW w:type="dxa" w:w="5088"/>
-            <w:tcBorders>
-              <w:top w:val="single" w:sz="4" w:space="0" w:color="auto"/>
-              <w:left w:val="single" w:sz="4" w:space="0" w:color="auto"/>
-              <w:bottom w:val="single" w:sz="4" w:space="0" w:color="auto"/>
-              <w:right w:val="single" w:sz="4" w:space="0" w:color="auto"/>
-            </w:tcBorders>
-            <w:vAlign w:val="center"/>
-          </w:tcPr>
-          <w:p>
-            <w:pPr>
-              <w:spacing w:after="0" w:line="240" w:lineRule="auto"/>
-            </w:pPr>
-            <w:r>
-              <w:rPr>
-                <w:rFonts w:ascii="Times New Roman" w:hAnsi="Times New Roman"/>
-                <w:sz w:val="28"/>
-              </w:rPr>
-              <w:t>Білик Анастасія Павлівна</w:t>
-            </w:r>
-          </w:p>
-        </w:tc>
-        <w:tc>
-          <w:tcPr>
-            <w:tcW w:type="dxa" w:w="1755"/>
-            <w:tcBorders>
-              <w:top w:val="single" w:sz="4" w:space="0" w:color="auto"/>
-              <w:left w:val="single" w:sz="4" w:space="0" w:color="auto"/>
-              <w:bottom w:val="single" w:sz="4" w:space="0" w:color="auto"/>
-              <w:right w:val="single" w:sz="4" w:space="0" w:color="auto"/>
-            </w:tcBorders>
-            <w:vAlign w:val="center"/>
-          </w:tcPr>
-          <w:p>
-            <w:pPr>
-              <w:spacing w:after="0" w:line="240" w:lineRule="auto"/>
-              <w:jc w:val="center"/>
-            </w:pPr>
-            <w:r>
-              <w:rPr>
-                <w:rFonts w:ascii="Times New Roman" w:hAnsi="Times New Roman"/>
-                <w:sz w:val="28"/>
-              </w:rPr>
-              <w:t>None</w:t>
-            </w:r>
-          </w:p>
-        </w:tc>
-        <w:tc>
-          <w:tcPr>
-            <w:tcW w:type="dxa" w:w="2420"/>
-            <w:tcBorders>
-              <w:top w:val="single" w:sz="4" w:space="0" w:color="auto"/>
-              <w:left w:val="single" w:sz="4" w:space="0" w:color="auto"/>
-              <w:bottom w:val="single" w:sz="4" w:space="0" w:color="auto"/>
-              <w:right w:val="single" w:sz="4" w:space="0" w:color="auto"/>
-            </w:tcBorders>
-            <w:vAlign w:val="center"/>
-          </w:tcPr>
-          <w:p>
-            <w:pPr>
-              <w:spacing w:after="0" w:line="240" w:lineRule="auto"/>
-              <w:jc w:val="center"/>
-            </w:pPr>
-            <w:r>
-              <w:rPr>
-                <w:rFonts w:ascii="Times New Roman" w:hAnsi="Times New Roman"/>
-                <w:sz w:val="28"/>
-              </w:rPr>
-            </w:r>
-          </w:p>
-        </w:tc>
-      </w:tr>
-      <w:tr>
-        <w:trPr>
-          <w:trHeight w:val="142"/>
-        </w:trPr>
-        <w:tc>
-          <w:tcPr>
-            <w:tcW w:type="dxa" w:w="740"/>
-            <w:tcBorders>
-              <w:top w:val="single" w:sz="4" w:space="0" w:color="auto"/>
-              <w:left w:val="single" w:sz="4" w:space="0" w:color="auto"/>
-              <w:bottom w:val="single" w:sz="4" w:space="0" w:color="auto"/>
-              <w:right w:val="single" w:sz="4" w:space="0" w:color="auto"/>
-            </w:tcBorders>
-            <w:vAlign w:val="center"/>
-          </w:tcPr>
-          <w:p>
-            <w:pPr>
-              <w:spacing w:after="0" w:line="240" w:lineRule="auto"/>
-              <w:jc w:val="center"/>
-            </w:pPr>
-            <w:r>
-              <w:rPr>
-                <w:rFonts w:ascii="Times New Roman" w:hAnsi="Times New Roman"/>
-                <w:sz w:val="28"/>
-              </w:rPr>
-              <w:t>18</w:t>
-            </w:r>
-          </w:p>
-        </w:tc>
-        <w:tc>
-          <w:tcPr>
-            <w:tcW w:type="dxa" w:w="5088"/>
-            <w:tcBorders>
-              <w:top w:val="single" w:sz="4" w:space="0" w:color="auto"/>
-              <w:left w:val="single" w:sz="4" w:space="0" w:color="auto"/>
-              <w:bottom w:val="single" w:sz="4" w:space="0" w:color="auto"/>
-              <w:right w:val="single" w:sz="4" w:space="0" w:color="auto"/>
-            </w:tcBorders>
-            <w:vAlign w:val="center"/>
-          </w:tcPr>
-          <w:p>
-            <w:pPr>
-              <w:spacing w:after="0" w:line="240" w:lineRule="auto"/>
-            </w:pPr>
-            <w:r>
-              <w:rPr>
-                <w:rFonts w:ascii="Times New Roman" w:hAnsi="Times New Roman"/>
-                <w:sz w:val="28"/>
-              </w:rPr>
-              <w:t>Левченко Вікторія Василівна</w:t>
-            </w:r>
-          </w:p>
-        </w:tc>
-        <w:tc>
-          <w:tcPr>
-            <w:tcW w:type="dxa" w:w="1755"/>
-            <w:tcBorders>
-              <w:top w:val="single" w:sz="4" w:space="0" w:color="auto"/>
-              <w:left w:val="single" w:sz="4" w:space="0" w:color="auto"/>
-              <w:bottom w:val="single" w:sz="4" w:space="0" w:color="auto"/>
-              <w:right w:val="single" w:sz="4" w:space="0" w:color="auto"/>
-            </w:tcBorders>
-            <w:vAlign w:val="center"/>
-          </w:tcPr>
-          <w:p>
-            <w:pPr>
-              <w:spacing w:after="0" w:line="240" w:lineRule="auto"/>
-              <w:jc w:val="center"/>
-            </w:pPr>
-            <w:r>
-              <w:rPr>
-                <w:rFonts w:ascii="Times New Roman" w:hAnsi="Times New Roman"/>
-                <w:sz w:val="28"/>
-              </w:rPr>
-              <w:t>None</w:t>
-            </w:r>
-          </w:p>
-        </w:tc>
-        <w:tc>
-          <w:tcPr>
-            <w:tcW w:type="dxa" w:w="2420"/>
-            <w:tcBorders>
-              <w:top w:val="single" w:sz="4" w:space="0" w:color="auto"/>
-              <w:left w:val="single" w:sz="4" w:space="0" w:color="auto"/>
-              <w:bottom w:val="single" w:sz="4" w:space="0" w:color="auto"/>
-              <w:right w:val="single" w:sz="4" w:space="0" w:color="auto"/>
-            </w:tcBorders>
-            <w:vAlign w:val="center"/>
-          </w:tcPr>
-          <w:p>
-            <w:pPr>
-              <w:spacing w:after="0" w:line="240" w:lineRule="auto"/>
-              <w:jc w:val="center"/>
-            </w:pPr>
-            <w:r>
-              <w:rPr>
-                <w:rFonts w:ascii="Times New Roman" w:hAnsi="Times New Roman"/>
-                <w:sz w:val="28"/>
-              </w:rPr>
-            </w:r>
-          </w:p>
-        </w:tc>
-      </w:tr>
-      <w:tr>
-        <w:trPr>
-          <w:trHeight w:val="142"/>
-        </w:trPr>
-        <w:tc>
-          <w:tcPr>
-            <w:tcW w:type="dxa" w:w="740"/>
-            <w:tcBorders>
-              <w:top w:val="single" w:sz="4" w:space="0" w:color="auto"/>
-              <w:left w:val="single" w:sz="4" w:space="0" w:color="auto"/>
-              <w:bottom w:val="single" w:sz="4" w:space="0" w:color="auto"/>
-              <w:right w:val="single" w:sz="4" w:space="0" w:color="auto"/>
-            </w:tcBorders>
-            <w:vAlign w:val="center"/>
-          </w:tcPr>
-          <w:p>
-            <w:pPr>
-              <w:spacing w:after="0" w:line="240" w:lineRule="auto"/>
-              <w:jc w:val="center"/>
-            </w:pPr>
-            <w:r>
-              <w:rPr>
-                <w:rFonts w:ascii="Times New Roman" w:hAnsi="Times New Roman"/>
-                <w:sz w:val="28"/>
-              </w:rPr>
-              <w:t>19</w:t>
-            </w:r>
-          </w:p>
-        </w:tc>
-        <w:tc>
-          <w:tcPr>
-            <w:tcW w:type="dxa" w:w="5088"/>
-            <w:tcBorders>
-              <w:top w:val="single" w:sz="4" w:space="0" w:color="auto"/>
-              <w:left w:val="single" w:sz="4" w:space="0" w:color="auto"/>
-              <w:bottom w:val="single" w:sz="4" w:space="0" w:color="auto"/>
-              <w:right w:val="single" w:sz="4" w:space="0" w:color="auto"/>
-            </w:tcBorders>
-            <w:vAlign w:val="center"/>
-          </w:tcPr>
-          <w:p>
-            <w:pPr>
-              <w:spacing w:after="0" w:line="240" w:lineRule="auto"/>
-            </w:pPr>
-            <w:r>
-              <w:rPr>
-                <w:rFonts w:ascii="Times New Roman" w:hAnsi="Times New Roman"/>
-                <w:sz w:val="28"/>
-              </w:rPr>
-              <w:t>Паламарчук Оксана Валентинівна</w:t>
-            </w:r>
-          </w:p>
-        </w:tc>
-        <w:tc>
-          <w:tcPr>
-            <w:tcW w:type="dxa" w:w="1755"/>
-            <w:tcBorders>
-              <w:top w:val="single" w:sz="4" w:space="0" w:color="auto"/>
-              <w:left w:val="single" w:sz="4" w:space="0" w:color="auto"/>
-              <w:bottom w:val="single" w:sz="4" w:space="0" w:color="auto"/>
-              <w:right w:val="single" w:sz="4" w:space="0" w:color="auto"/>
-            </w:tcBorders>
-            <w:vAlign w:val="center"/>
-          </w:tcPr>
-          <w:p>
-            <w:pPr>
-              <w:spacing w:after="0" w:line="240" w:lineRule="auto"/>
-              <w:jc w:val="center"/>
-            </w:pPr>
-            <w:r>
-              <w:rPr>
-                <w:rFonts w:ascii="Times New Roman" w:hAnsi="Times New Roman"/>
-                <w:sz w:val="28"/>
-              </w:rPr>
-              <w:t>None</w:t>
-            </w:r>
-          </w:p>
-        </w:tc>
-        <w:tc>
-          <w:tcPr>
-            <w:tcW w:type="dxa" w:w="2420"/>
-            <w:tcBorders>
-              <w:top w:val="single" w:sz="4" w:space="0" w:color="auto"/>
-              <w:left w:val="single" w:sz="4" w:space="0" w:color="auto"/>
-              <w:bottom w:val="single" w:sz="4" w:space="0" w:color="auto"/>
-              <w:right w:val="single" w:sz="4" w:space="0" w:color="auto"/>
-            </w:tcBorders>
-            <w:vAlign w:val="center"/>
-          </w:tcPr>
-          <w:p>
-            <w:pPr>
-              <w:spacing w:after="0" w:line="240" w:lineRule="auto"/>
-              <w:jc w:val="center"/>
-            </w:pPr>
-            <w:r>
-              <w:rPr>
-                <w:rFonts w:ascii="Times New Roman" w:hAnsi="Times New Roman"/>
-                <w:sz w:val="28"/>
-              </w:rPr>
-            </w:r>
-          </w:p>
-        </w:tc>
-      </w:tr>
-      <w:tr>
-        <w:trPr>
-          <w:trHeight w:val="142"/>
-        </w:trPr>
-        <w:tc>
-          <w:tcPr>
-            <w:tcW w:type="dxa" w:w="740"/>
-            <w:tcBorders>
-              <w:top w:val="single" w:sz="4" w:space="0" w:color="auto"/>
-              <w:left w:val="single" w:sz="4" w:space="0" w:color="auto"/>
-              <w:bottom w:val="single" w:sz="4" w:space="0" w:color="auto"/>
-              <w:right w:val="single" w:sz="4" w:space="0" w:color="auto"/>
-            </w:tcBorders>
-            <w:vAlign w:val="center"/>
-          </w:tcPr>
-          <w:p>
-            <w:pPr>
-              <w:spacing w:after="0" w:line="240" w:lineRule="auto"/>
-              <w:jc w:val="center"/>
-            </w:pPr>
-            <w:r>
-              <w:rPr>
-                <w:rFonts w:ascii="Times New Roman" w:hAnsi="Times New Roman"/>
-                <w:sz w:val="28"/>
-              </w:rPr>
-              <w:t>20</w:t>
-            </w:r>
-          </w:p>
-        </w:tc>
-        <w:tc>
-          <w:tcPr>
-            <w:tcW w:type="dxa" w:w="5088"/>
-            <w:tcBorders>
-              <w:top w:val="single" w:sz="4" w:space="0" w:color="auto"/>
-              <w:left w:val="single" w:sz="4" w:space="0" w:color="auto"/>
-              <w:bottom w:val="single" w:sz="4" w:space="0" w:color="auto"/>
-              <w:right w:val="single" w:sz="4" w:space="0" w:color="auto"/>
-            </w:tcBorders>
-            <w:vAlign w:val="center"/>
-          </w:tcPr>
-          <w:p>
-            <w:pPr>
-              <w:spacing w:after="0" w:line="240" w:lineRule="auto"/>
-            </w:pPr>
-            <w:r>
-              <w:rPr>
-                <w:rFonts w:ascii="Times New Roman" w:hAnsi="Times New Roman"/>
-                <w:sz w:val="28"/>
-              </w:rPr>
-              <w:t>Романенко Юлія Андріївна</w:t>
-            </w:r>
-          </w:p>
-        </w:tc>
-        <w:tc>
-          <w:tcPr>
-            <w:tcW w:type="dxa" w:w="1755"/>
-            <w:tcBorders>
-              <w:top w:val="single" w:sz="4" w:space="0" w:color="auto"/>
-              <w:left w:val="single" w:sz="4" w:space="0" w:color="auto"/>
-              <w:bottom w:val="single" w:sz="4" w:space="0" w:color="auto"/>
-              <w:right w:val="single" w:sz="4" w:space="0" w:color="auto"/>
-            </w:tcBorders>
-            <w:vAlign w:val="center"/>
-          </w:tcPr>
-          <w:p>
-            <w:pPr>
-              <w:spacing w:after="0" w:line="240" w:lineRule="auto"/>
-              <w:jc w:val="center"/>
-            </w:pPr>
-            <w:r>
-              <w:rPr>
-                <w:rFonts w:ascii="Times New Roman" w:hAnsi="Times New Roman"/>
-                <w:sz w:val="28"/>
-              </w:rPr>
-              <w:t>None</w:t>
-            </w:r>
-          </w:p>
-        </w:tc>
-        <w:tc>
-          <w:tcPr>
-            <w:tcW w:type="dxa" w:w="2420"/>
-            <w:tcBorders>
-              <w:top w:val="single" w:sz="4" w:space="0" w:color="auto"/>
-              <w:left w:val="single" w:sz="4" w:space="0" w:color="auto"/>
-              <w:bottom w:val="single" w:sz="4" w:space="0" w:color="auto"/>
-              <w:right w:val="single" w:sz="4" w:space="0" w:color="auto"/>
-            </w:tcBorders>
-            <w:vAlign w:val="center"/>
-          </w:tcPr>
-          <w:p>
-            <w:pPr>
-              <w:spacing w:after="0" w:line="240" w:lineRule="auto"/>
-              <w:jc w:val="center"/>
-            </w:pPr>
-            <w:r>
-              <w:rPr>
-                <w:rFonts w:ascii="Times New Roman" w:hAnsi="Times New Roman"/>
-                <w:sz w:val="28"/>
-              </w:rPr>
-            </w:r>
-          </w:p>
-        </w:tc>
-      </w:tr>
-      <w:tr>
-        <w:trPr>
-          <w:trHeight w:val="142"/>
-        </w:trPr>
-        <w:tc>
-          <w:tcPr>
-            <w:tcW w:type="dxa" w:w="740"/>
-            <w:tcBorders>
-              <w:top w:val="single" w:sz="4" w:space="0" w:color="auto"/>
-              <w:left w:val="single" w:sz="4" w:space="0" w:color="auto"/>
-              <w:bottom w:val="single" w:sz="4" w:space="0" w:color="auto"/>
-              <w:right w:val="single" w:sz="4" w:space="0" w:color="auto"/>
-            </w:tcBorders>
-            <w:vAlign w:val="center"/>
-          </w:tcPr>
-          <w:p>
-            <w:pPr>
-              <w:spacing w:after="0" w:line="240" w:lineRule="auto"/>
-              <w:jc w:val="center"/>
-            </w:pPr>
-            <w:r>
-              <w:rPr>
-                <w:rFonts w:ascii="Times New Roman" w:hAnsi="Times New Roman"/>
-                <w:sz w:val="28"/>
-              </w:rPr>
-              <w:t>21</w:t>
-            </w:r>
-          </w:p>
-        </w:tc>
-        <w:tc>
-          <w:tcPr>
-            <w:tcW w:type="dxa" w:w="5088"/>
-            <w:tcBorders>
-              <w:top w:val="single" w:sz="4" w:space="0" w:color="auto"/>
-              <w:left w:val="single" w:sz="4" w:space="0" w:color="auto"/>
-              <w:bottom w:val="single" w:sz="4" w:space="0" w:color="auto"/>
-              <w:right w:val="single" w:sz="4" w:space="0" w:color="auto"/>
-            </w:tcBorders>
-            <w:vAlign w:val="center"/>
-          </w:tcPr>
-          <w:p>
-            <w:pPr>
-              <w:spacing w:after="0" w:line="240" w:lineRule="auto"/>
-            </w:pPr>
-            <w:r>
-              <w:rPr>
-                <w:rFonts w:ascii="Times New Roman" w:hAnsi="Times New Roman"/>
-                <w:sz w:val="28"/>
-              </w:rPr>
-              <w:t>Тимченко Олексій Вікторович</w:t>
-            </w:r>
-          </w:p>
-        </w:tc>
-        <w:tc>
-          <w:tcPr>
-            <w:tcW w:type="dxa" w:w="1755"/>
-            <w:tcBorders>
-              <w:top w:val="single" w:sz="4" w:space="0" w:color="auto"/>
-              <w:left w:val="single" w:sz="4" w:space="0" w:color="auto"/>
-              <w:bottom w:val="single" w:sz="4" w:space="0" w:color="auto"/>
-              <w:right w:val="single" w:sz="4" w:space="0" w:color="auto"/>
-            </w:tcBorders>
-            <w:vAlign w:val="center"/>
-          </w:tcPr>
-          <w:p>
-            <w:pPr>
-              <w:spacing w:after="0" w:line="240" w:lineRule="auto"/>
-              <w:jc w:val="center"/>
-            </w:pPr>
-            <w:r>
-              <w:rPr>
-                <w:rFonts w:ascii="Times New Roman" w:hAnsi="Times New Roman"/>
-                <w:sz w:val="28"/>
-              </w:rPr>
-              <w:t>None</w:t>
-            </w:r>
-          </w:p>
-        </w:tc>
-        <w:tc>
-          <w:tcPr>
-            <w:tcW w:type="dxa" w:w="2420"/>
-            <w:tcBorders>
-              <w:top w:val="single" w:sz="4" w:space="0" w:color="auto"/>
-              <w:left w:val="single" w:sz="4" w:space="0" w:color="auto"/>
-              <w:bottom w:val="single" w:sz="4" w:space="0" w:color="auto"/>
-              <w:right w:val="single" w:sz="4" w:space="0" w:color="auto"/>
-            </w:tcBorders>
-            <w:vAlign w:val="center"/>
-          </w:tcPr>
-          <w:p>
-            <w:pPr>
-              <w:spacing w:after="0" w:line="240" w:lineRule="auto"/>
-              <w:jc w:val="center"/>
-            </w:pPr>
-            <w:r>
-              <w:rPr>
-                <w:rFonts w:ascii="Times New Roman" w:hAnsi="Times New Roman"/>
-                <w:sz w:val="28"/>
-              </w:rPr>
-            </w:r>
-          </w:p>
-        </w:tc>
-      </w:tr>
-      <w:tr>
-        <w:trPr>
-          <w:trHeight w:val="142"/>
-        </w:trPr>
-        <w:tc>
-          <w:tcPr>
-            <w:tcW w:type="dxa" w:w="740"/>
-            <w:tcBorders>
-              <w:top w:val="single" w:sz="4" w:space="0" w:color="auto"/>
-              <w:left w:val="single" w:sz="4" w:space="0" w:color="auto"/>
-              <w:bottom w:val="single" w:sz="4" w:space="0" w:color="auto"/>
-              <w:right w:val="single" w:sz="4" w:space="0" w:color="auto"/>
-            </w:tcBorders>
-            <w:vAlign w:val="center"/>
-          </w:tcPr>
-          <w:p>
-            <w:pPr>
-              <w:spacing w:after="0" w:line="240" w:lineRule="auto"/>
-              <w:jc w:val="center"/>
-            </w:pPr>
-            <w:r>
-              <w:rPr>
-                <w:rFonts w:ascii="Times New Roman" w:hAnsi="Times New Roman"/>
-                <w:sz w:val="28"/>
-              </w:rPr>
-              <w:t>22</w:t>
-            </w:r>
-          </w:p>
-        </w:tc>
-        <w:tc>
-          <w:tcPr>
-            <w:tcW w:type="dxa" w:w="5088"/>
-            <w:tcBorders>
-              <w:top w:val="single" w:sz="4" w:space="0" w:color="auto"/>
-              <w:left w:val="single" w:sz="4" w:space="0" w:color="auto"/>
-              <w:bottom w:val="single" w:sz="4" w:space="0" w:color="auto"/>
-              <w:right w:val="single" w:sz="4" w:space="0" w:color="auto"/>
-            </w:tcBorders>
-            <w:vAlign w:val="center"/>
-          </w:tcPr>
-          <w:p>
-            <w:pPr>
-              <w:spacing w:after="0" w:line="240" w:lineRule="auto"/>
-            </w:pPr>
-            <w:r>
-              <w:rPr>
-                <w:rFonts w:ascii="Times New Roman" w:hAnsi="Times New Roman"/>
-                <w:sz w:val="28"/>
-              </w:rPr>
-              <w:t>Харченко Ганна Олексіївна</w:t>
-            </w:r>
-          </w:p>
-        </w:tc>
-        <w:tc>
-          <w:tcPr>
-            <w:tcW w:type="dxa" w:w="1755"/>
-            <w:tcBorders>
-              <w:top w:val="single" w:sz="4" w:space="0" w:color="auto"/>
-              <w:left w:val="single" w:sz="4" w:space="0" w:color="auto"/>
-              <w:bottom w:val="single" w:sz="4" w:space="0" w:color="auto"/>
-              <w:right w:val="single" w:sz="4" w:space="0" w:color="auto"/>
-            </w:tcBorders>
-            <w:vAlign w:val="center"/>
-          </w:tcPr>
-          <w:p>
-            <w:pPr>
-              <w:spacing w:after="0" w:line="240" w:lineRule="auto"/>
-              <w:jc w:val="center"/>
-            </w:pPr>
-            <w:r>
-              <w:rPr>
-                <w:rFonts w:ascii="Times New Roman" w:hAnsi="Times New Roman"/>
-                <w:sz w:val="28"/>
-              </w:rPr>
-              <w:t>None</w:t>
-            </w:r>
-          </w:p>
-        </w:tc>
-        <w:tc>
-          <w:tcPr>
-            <w:tcW w:type="dxa" w:w="2420"/>
-            <w:tcBorders>
-              <w:top w:val="single" w:sz="4" w:space="0" w:color="auto"/>
-              <w:left w:val="single" w:sz="4" w:space="0" w:color="auto"/>
-              <w:bottom w:val="single" w:sz="4" w:space="0" w:color="auto"/>
-              <w:right w:val="single" w:sz="4" w:space="0" w:color="auto"/>
-            </w:tcBorders>
-            <w:vAlign w:val="center"/>
-          </w:tcPr>
-          <w:p>
-            <w:pPr>
-              <w:spacing w:after="0" w:line="240" w:lineRule="auto"/>
-              <w:jc w:val="center"/>
-            </w:pPr>
-            <w:r>
-              <w:rPr>
-                <w:rFonts w:ascii="Times New Roman" w:hAnsi="Times New Roman"/>
-                <w:sz w:val="28"/>
-              </w:rPr>
-            </w:r>
-          </w:p>
-        </w:tc>
-      </w:tr>
-      <w:tr>
-        <w:trPr>
-          <w:trHeight w:val="142"/>
-        </w:trPr>
-        <w:tc>
-          <w:tcPr>
-            <w:tcW w:type="dxa" w:w="740"/>
-            <w:tcBorders>
-              <w:top w:val="single" w:sz="4" w:space="0" w:color="auto"/>
-              <w:left w:val="single" w:sz="4" w:space="0" w:color="auto"/>
-              <w:bottom w:val="single" w:sz="4" w:space="0" w:color="auto"/>
-              <w:right w:val="single" w:sz="4" w:space="0" w:color="auto"/>
-            </w:tcBorders>
-            <w:vAlign w:val="center"/>
-          </w:tcPr>
-          <w:p>
-            <w:pPr>
-              <w:spacing w:after="0" w:line="240" w:lineRule="auto"/>
-              <w:jc w:val="center"/>
-            </w:pPr>
-            <w:r>
-              <w:rPr>
-                <w:rFonts w:ascii="Times New Roman" w:hAnsi="Times New Roman"/>
-                <w:sz w:val="28"/>
-              </w:rPr>
-              <w:t>23</w:t>
-            </w:r>
-          </w:p>
-        </w:tc>
-        <w:tc>
-          <w:tcPr>
-            <w:tcW w:type="dxa" w:w="5088"/>
-            <w:tcBorders>
-              <w:top w:val="single" w:sz="4" w:space="0" w:color="auto"/>
-              <w:left w:val="single" w:sz="4" w:space="0" w:color="auto"/>
-              <w:bottom w:val="single" w:sz="4" w:space="0" w:color="auto"/>
-              <w:right w:val="single" w:sz="4" w:space="0" w:color="auto"/>
-            </w:tcBorders>
-            <w:vAlign w:val="center"/>
-          </w:tcPr>
-          <w:p>
-            <w:pPr>
-              <w:spacing w:after="0" w:line="240" w:lineRule="auto"/>
-            </w:pPr>
-            <w:r>
-              <w:rPr>
-                <w:rFonts w:ascii="Times New Roman" w:hAnsi="Times New Roman"/>
-                <w:sz w:val="28"/>
-              </w:rPr>
-              <w:t>Яремчук Євген Степанович</w:t>
-            </w:r>
-          </w:p>
-        </w:tc>
-        <w:tc>
-          <w:tcPr>
-            <w:tcW w:type="dxa" w:w="1755"/>
-            <w:tcBorders>
-              <w:top w:val="single" w:sz="4" w:space="0" w:color="auto"/>
-              <w:left w:val="single" w:sz="4" w:space="0" w:color="auto"/>
-              <w:bottom w:val="single" w:sz="4" w:space="0" w:color="auto"/>
-              <w:right w:val="single" w:sz="4" w:space="0" w:color="auto"/>
-            </w:tcBorders>
-            <w:vAlign w:val="center"/>
-          </w:tcPr>
-          <w:p>
-            <w:pPr>
-              <w:spacing w:after="0" w:line="240" w:lineRule="auto"/>
-              <w:jc w:val="center"/>
-            </w:pPr>
-            <w:r>
-              <w:rPr>
-                <w:rFonts w:ascii="Times New Roman" w:hAnsi="Times New Roman"/>
-                <w:sz w:val="28"/>
-              </w:rPr>
-              <w:t>None</w:t>
+              <w:t>48,75</w:t>
             </w:r>
           </w:p>
         </w:tc>
